--- a/fall2025/dsc630_data_prediction/week5/Assignment 5.2.docx
+++ b/fall2025/dsc630_data_prediction/week5/Assignment 5.2.docx
@@ -3,13 +3,757 @@
 <w:document xmlns:wpc="http://schemas.microsoft.com/office/word/2010/wordprocessingCanvas" xmlns:cx="http://schemas.microsoft.com/office/drawing/2014/chartex" xmlns:cx1="http://schemas.microsoft.com/office/drawing/2015/9/8/chartex" xmlns:cx2="http://schemas.microsoft.com/office/drawing/2015/10/21/chartex" xmlns:cx3="http://schemas.microsoft.com/office/drawing/2016/5/9/chartex" xmlns:cx4="http://schemas.microsoft.com/office/drawing/2016/5/10/chartex" xmlns:cx5="http://schemas.microsoft.com/office/drawing/2016/5/11/chartex" xmlns:cx6="http://schemas.microsoft.com/office/drawing/2016/5/12/chartex" xmlns:cx7="http://schemas.microsoft.com/office/drawing/2016/5/13/chartex" xmlns:cx8="http://schemas.microsoft.com/office/drawing/2016/5/14/chartex" xmlns:mc="http://schemas.openxmlformats.org/markup-compatibility/2006" xmlns:aink="http://schemas.microsoft.com/office/drawing/2016/ink" xmlns:am3d="http://schemas.microsoft.com/office/drawing/2017/model3d" xmlns:o="urn:schemas-microsoft-com:office:office" xmlns:oel="http://schemas.microsoft.com/office/2019/extlst" xmlns:r="http://schemas.openxmlformats.org/officeDocument/2006/relationships" xmlns:m="http://schemas.openxmlformats.org/officeDocument/2006/math" xmlns:v="urn:schemas-microsoft-com:vml" xmlns:wp14="http://schemas.microsoft.com/office/word/2010/wordprocessingDrawing" xmlns:wp="http://schemas.openxmlformats.org/drawingml/2006/wordprocessingDrawing" xmlns:w10="urn:schemas-microsoft-com:office:word" xmlns:w="http://schemas.openxmlformats.org/wordprocessingml/2006/main" xmlns:w14="http://schemas.microsoft.com/office/word/2010/wordml" xmlns:w15="http://schemas.microsoft.com/office/word/2012/wordml" xmlns:w16cex="http://schemas.microsoft.com/office/word/2018/wordml/cex" xmlns:w16cid="http://schemas.microsoft.com/office/word/2016/wordml/cid" xmlns:w16="http://schemas.microsoft.com/office/word/2018/wordml" xmlns:w16du="http://schemas.microsoft.com/office/word/2023/wordml/word16du" xmlns:w16sdtdh="http://schemas.microsoft.com/office/word/2020/wordml/sdtdatahash" xmlns:w16sdtfl="http://schemas.microsoft.com/office/word/2024/wordml/sdtformatlock" xmlns:w16se="http://schemas.microsoft.com/office/word/2015/wordml/symex" xmlns:wpg="http://schemas.microsoft.com/office/word/2010/wordprocessingGroup" xmlns:wpi="http://schemas.microsoft.com/office/word/2010/wordprocessingInk" xmlns:wne="http://schemas.microsoft.com/office/word/2006/wordml" xmlns:wps="http://schemas.microsoft.com/office/word/2010/wordprocessingShape" mc:Ignorable="w14 w15 w16se w16cid w16 w16cex w16sdtdh w16sdtfl w16du wp14">
   <w:body>
     <w:p/>
+    <w:p/>
+    <w:p>
+      <w:pPr>
+        <w:shd w:val="clear" w:color="auto" w:fill="FFFFFF"/>
+        <w:spacing w:after="0" w:line="240" w:lineRule="auto"/>
+        <w:rPr>
+          <w:rFonts w:ascii="Open Sans" w:eastAsia="Times New Roman" w:hAnsi="Open Sans" w:cs="Open Sans"/>
+          <w:color w:val="262626"/>
+          <w:kern w:val="0"/>
+          <w:sz w:val="21"/>
+          <w:szCs w:val="21"/>
+          <w14:ligatures w14:val="none"/>
+        </w:rPr>
+      </w:pPr>
+      <w:r>
+        <w:rPr>
+          <w:rFonts w:ascii="Open Sans" w:eastAsia="Times New Roman" w:hAnsi="Open Sans" w:cs="Open Sans"/>
+          <w:b/>
+          <w:bCs/>
+          <w:color w:val="000000"/>
+          <w:kern w:val="0"/>
+          <w:sz w:val="21"/>
+          <w:szCs w:val="21"/>
+          <w14:ligatures w14:val="none"/>
+        </w:rPr>
+        <w:t>Introduction:</w:t>
+      </w:r>
+    </w:p>
+    <w:p>
+      <w:pPr>
+        <w:shd w:val="clear" w:color="auto" w:fill="FFFFFF"/>
+        <w:spacing w:after="0" w:line="240" w:lineRule="auto"/>
+        <w:rPr>
+          <w:rFonts w:ascii="Open Sans" w:eastAsia="Times New Roman" w:hAnsi="Open Sans" w:cs="Open Sans"/>
+          <w:color w:val="262626"/>
+          <w:kern w:val="0"/>
+          <w:sz w:val="21"/>
+          <w:szCs w:val="21"/>
+          <w14:ligatures w14:val="none"/>
+        </w:rPr>
+      </w:pPr>
+    </w:p>
+    <w:p>
+      <w:pPr>
+        <w:numPr>
+          <w:ilvl w:val="0"/>
+          <w:numId w:val="1"/>
+        </w:numPr>
+        <w:shd w:val="clear" w:color="auto" w:fill="FFFFFF"/>
+        <w:spacing w:after="0" w:line="240" w:lineRule="auto"/>
+        <w:rPr>
+          <w:rFonts w:ascii="Open Sans" w:eastAsia="Times New Roman" w:hAnsi="Open Sans" w:cs="Open Sans"/>
+          <w:color w:val="262626"/>
+          <w:kern w:val="0"/>
+          <w:sz w:val="21"/>
+          <w:szCs w:val="21"/>
+          <w14:ligatures w14:val="none"/>
+        </w:rPr>
+      </w:pPr>
+      <w:r>
+        <w:rPr>
+          <w:rFonts w:ascii="Open Sans" w:eastAsia="Times New Roman" w:hAnsi="Open Sans" w:cs="Open Sans"/>
+          <w:color w:val="262626"/>
+          <w:kern w:val="0"/>
+          <w:sz w:val="21"/>
+          <w:szCs w:val="21"/>
+          <w14:ligatures w14:val="none"/>
+        </w:rPr>
+        <w:t>What was the problem being solved?</w:t>
+      </w:r>
+    </w:p>
+    <w:p>
+      <w:pPr>
+        <w:numPr>
+          <w:ilvl w:val="0"/>
+          <w:numId w:val="1"/>
+        </w:numPr>
+        <w:shd w:val="clear" w:color="auto" w:fill="FFFFFF"/>
+        <w:spacing w:after="0" w:line="240" w:lineRule="auto"/>
+        <w:rPr>
+          <w:rFonts w:ascii="Open Sans" w:eastAsia="Times New Roman" w:hAnsi="Open Sans" w:cs="Open Sans"/>
+          <w:color w:val="262626"/>
+          <w:kern w:val="0"/>
+          <w:sz w:val="21"/>
+          <w:szCs w:val="21"/>
+          <w14:ligatures w14:val="none"/>
+        </w:rPr>
+      </w:pPr>
+      <w:r>
+        <w:rPr>
+          <w:rFonts w:ascii="Open Sans" w:eastAsia="Times New Roman" w:hAnsi="Open Sans" w:cs="Open Sans"/>
+          <w:color w:val="262626"/>
+          <w:kern w:val="0"/>
+          <w:sz w:val="21"/>
+          <w:szCs w:val="21"/>
+          <w14:ligatures w14:val="none"/>
+        </w:rPr>
+        <w:t>Why was this problem important to solve?</w:t>
+      </w:r>
+    </w:p>
+    <w:p>
+      <w:pPr>
+        <w:numPr>
+          <w:ilvl w:val="0"/>
+          <w:numId w:val="1"/>
+        </w:numPr>
+        <w:shd w:val="clear" w:color="auto" w:fill="FFFFFF"/>
+        <w:spacing w:after="0" w:line="240" w:lineRule="auto"/>
+        <w:rPr>
+          <w:rFonts w:ascii="Open Sans" w:eastAsia="Times New Roman" w:hAnsi="Open Sans" w:cs="Open Sans"/>
+          <w:color w:val="262626"/>
+          <w:kern w:val="0"/>
+          <w:sz w:val="21"/>
+          <w:szCs w:val="21"/>
+          <w14:ligatures w14:val="none"/>
+        </w:rPr>
+      </w:pPr>
+      <w:r>
+        <w:rPr>
+          <w:rFonts w:ascii="Open Sans" w:eastAsia="Times New Roman" w:hAnsi="Open Sans" w:cs="Open Sans"/>
+          <w:color w:val="262626"/>
+          <w:kern w:val="0"/>
+          <w:sz w:val="21"/>
+          <w:szCs w:val="21"/>
+          <w14:ligatures w14:val="none"/>
+        </w:rPr>
+        <w:t>How was the data acquired?</w:t>
+      </w:r>
+    </w:p>
+    <w:p>
+      <w:pPr>
+        <w:shd w:val="clear" w:color="auto" w:fill="FFFFFF"/>
+        <w:spacing w:after="0" w:line="240" w:lineRule="auto"/>
+        <w:ind w:firstLine="360"/>
+        <w:rPr>
+          <w:rFonts w:ascii="Open Sans" w:eastAsia="Times New Roman" w:hAnsi="Open Sans" w:cs="Open Sans"/>
+          <w:color w:val="262626"/>
+          <w:kern w:val="0"/>
+          <w:sz w:val="21"/>
+          <w:szCs w:val="21"/>
+          <w14:ligatures w14:val="none"/>
+        </w:rPr>
+      </w:pPr>
+      <w:r>
+        <w:rPr>
+          <w:rFonts w:ascii="Open Sans" w:eastAsia="Times New Roman" w:hAnsi="Open Sans" w:cs="Open Sans"/>
+          <w:color w:val="262626"/>
+          <w:kern w:val="0"/>
+          <w:sz w:val="21"/>
+          <w:szCs w:val="21"/>
+          <w14:ligatures w14:val="none"/>
+        </w:rPr>
+        <w:t xml:space="preserve">The International Research Journal of Education and Technology published a paper in their Peer Reviewed Journal that addressed new uses of AI to detect Fake News. This deep dive paper labeled “Predictive and Prescriptive Analysis of Fake News Detection System Using Machine Learning” takes a stand on the harms of fake news. Large amounts of information, especially related to the news, are communicated over the Internet, an </w:t>
+      </w:r>
+      <w:proofErr w:type="gramStart"/>
+      <w:r>
+        <w:rPr>
+          <w:rFonts w:ascii="Open Sans" w:eastAsia="Times New Roman" w:hAnsi="Open Sans" w:cs="Open Sans"/>
+          <w:color w:val="262626"/>
+          <w:kern w:val="0"/>
+          <w:sz w:val="21"/>
+          <w:szCs w:val="21"/>
+          <w14:ligatures w14:val="none"/>
+        </w:rPr>
+        <w:t>ever expanding</w:t>
+      </w:r>
+      <w:proofErr w:type="gramEnd"/>
+      <w:r>
+        <w:rPr>
+          <w:rFonts w:ascii="Open Sans" w:eastAsia="Times New Roman" w:hAnsi="Open Sans" w:cs="Open Sans"/>
+          <w:color w:val="262626"/>
+          <w:kern w:val="0"/>
+          <w:sz w:val="21"/>
+          <w:szCs w:val="21"/>
+          <w14:ligatures w14:val="none"/>
+        </w:rPr>
+        <w:t xml:space="preserve"> medium. With the digital age came new means of spreading information, and social media websites like </w:t>
+      </w:r>
+      <w:proofErr w:type="spellStart"/>
+      <w:r>
+        <w:rPr>
+          <w:rFonts w:ascii="Open Sans" w:eastAsia="Times New Roman" w:hAnsi="Open Sans" w:cs="Open Sans"/>
+          <w:color w:val="262626"/>
+          <w:kern w:val="0"/>
+          <w:sz w:val="21"/>
+          <w:szCs w:val="21"/>
+          <w14:ligatures w14:val="none"/>
+        </w:rPr>
+        <w:t>facebook</w:t>
+      </w:r>
+      <w:proofErr w:type="spellEnd"/>
+      <w:r>
+        <w:rPr>
+          <w:rFonts w:ascii="Open Sans" w:eastAsia="Times New Roman" w:hAnsi="Open Sans" w:cs="Open Sans"/>
+          <w:color w:val="262626"/>
+          <w:kern w:val="0"/>
+          <w:sz w:val="21"/>
+          <w:szCs w:val="21"/>
+          <w14:ligatures w14:val="none"/>
+        </w:rPr>
+        <w:t xml:space="preserve">, reddit, and 4chan achieved rapid growth and popularity without </w:t>
+      </w:r>
+    </w:p>
+    <w:p>
+      <w:pPr>
+        <w:shd w:val="clear" w:color="auto" w:fill="FFFFFF"/>
+        <w:spacing w:after="0" w:line="240" w:lineRule="auto"/>
+        <w:rPr>
+          <w:rFonts w:ascii="Open Sans" w:eastAsia="Times New Roman" w:hAnsi="Open Sans" w:cs="Open Sans"/>
+          <w:color w:val="262626"/>
+          <w:kern w:val="0"/>
+          <w:sz w:val="21"/>
+          <w:szCs w:val="21"/>
+          <w14:ligatures w14:val="none"/>
+        </w:rPr>
+      </w:pPr>
+      <w:r>
+        <w:rPr>
+          <w:rFonts w:ascii="Open Sans" w:eastAsia="Times New Roman" w:hAnsi="Open Sans" w:cs="Open Sans"/>
+          <w:color w:val="262626"/>
+          <w:kern w:val="0"/>
+          <w:sz w:val="21"/>
+          <w:szCs w:val="21"/>
+          <w14:ligatures w14:val="none"/>
+        </w:rPr>
+        <w:tab/>
+        <w:t xml:space="preserve">Fake news is false information that has been purposely misrepresented or manufactured and is disseminated as authentic news. Because it requires little research and is closer to fiction, it can be created and rapidly dispersed with little effort. Troll farms and bots spam articles across social media, </w:t>
+      </w:r>
+      <w:r>
+        <w:rPr>
+          <w:rFonts w:ascii="Open Sans" w:eastAsia="Times New Roman" w:hAnsi="Open Sans" w:cs="Open Sans"/>
+          <w:color w:val="262626"/>
+          <w:kern w:val="0"/>
+          <w:sz w:val="21"/>
+          <w:szCs w:val="21"/>
+          <w14:ligatures w14:val="none"/>
+        </w:rPr>
+        <w:t xml:space="preserve">and if they’re banned or shutdown, they can easily be spun up. </w:t>
+      </w:r>
+    </w:p>
+    <w:p>
+      <w:pPr>
+        <w:shd w:val="clear" w:color="auto" w:fill="FFFFFF"/>
+        <w:spacing w:after="0" w:line="240" w:lineRule="auto"/>
+        <w:rPr>
+          <w:rFonts w:ascii="Open Sans" w:eastAsia="Times New Roman" w:hAnsi="Open Sans" w:cs="Open Sans"/>
+          <w:color w:val="262626"/>
+          <w:kern w:val="0"/>
+          <w:sz w:val="21"/>
+          <w:szCs w:val="21"/>
+          <w14:ligatures w14:val="none"/>
+        </w:rPr>
+      </w:pPr>
+      <w:r>
+        <w:rPr>
+          <w:rFonts w:ascii="Open Sans" w:eastAsia="Times New Roman" w:hAnsi="Open Sans" w:cs="Open Sans"/>
+          <w:color w:val="262626"/>
+          <w:kern w:val="0"/>
+          <w:sz w:val="21"/>
+          <w:szCs w:val="21"/>
+          <w14:ligatures w14:val="none"/>
+        </w:rPr>
+        <w:tab/>
+        <w:t xml:space="preserve">The consequences of fake news are also noted, as the pursuit is not only ethical but essential to democracy and public interest. Fake news changes elections and controls the electorate. Poor to wealth, no-education to college-educated, constituents can be brainwashed into believed outlandish stories.  </w:t>
+      </w:r>
+    </w:p>
+    <w:p>
+      <w:pPr>
+        <w:shd w:val="clear" w:color="auto" w:fill="FFFFFF"/>
+        <w:spacing w:after="0" w:line="240" w:lineRule="auto"/>
+        <w:rPr>
+          <w:rFonts w:ascii="Open Sans" w:eastAsia="Times New Roman" w:hAnsi="Open Sans" w:cs="Open Sans"/>
+          <w:color w:val="262626"/>
+          <w:kern w:val="0"/>
+          <w:sz w:val="21"/>
+          <w:szCs w:val="21"/>
+          <w14:ligatures w14:val="none"/>
+        </w:rPr>
+      </w:pPr>
+      <w:r>
+        <w:rPr>
+          <w:rFonts w:ascii="Open Sans" w:eastAsia="Times New Roman" w:hAnsi="Open Sans" w:cs="Open Sans"/>
+          <w:color w:val="262626"/>
+          <w:kern w:val="0"/>
+          <w:sz w:val="21"/>
+          <w:szCs w:val="21"/>
+          <w14:ligatures w14:val="none"/>
+        </w:rPr>
+        <w:tab/>
+        <w:t xml:space="preserve">Data collection was largely focused on two pools: real news and fake news. Ultimately, the source of news was the key indicator for collection. Reputable sources </w:t>
+      </w:r>
+      <w:r>
+        <w:rPr>
+          <w:rFonts w:ascii="Open Sans" w:eastAsia="Times New Roman" w:hAnsi="Open Sans" w:cs="Open Sans"/>
+          <w:color w:val="262626"/>
+          <w:kern w:val="0"/>
+          <w:sz w:val="21"/>
+          <w:szCs w:val="21"/>
+          <w14:ligatures w14:val="none"/>
+        </w:rPr>
+        <w:t xml:space="preserve">had higher contribution for the real news, such as periodicals or well-known newspapers. By comparison, fake news was obtained from false news outlets. </w:t>
+      </w:r>
+      <w:proofErr w:type="gramStart"/>
+      <w:r>
+        <w:rPr>
+          <w:rFonts w:ascii="Open Sans" w:eastAsia="Times New Roman" w:hAnsi="Open Sans" w:cs="Open Sans"/>
+          <w:color w:val="262626"/>
+          <w:kern w:val="0"/>
+          <w:sz w:val="21"/>
+          <w:szCs w:val="21"/>
+          <w14:ligatures w14:val="none"/>
+        </w:rPr>
+        <w:t>Additionally</w:t>
+      </w:r>
+      <w:proofErr w:type="gramEnd"/>
+      <w:r>
+        <w:rPr>
+          <w:rFonts w:ascii="Open Sans" w:eastAsia="Times New Roman" w:hAnsi="Open Sans" w:cs="Open Sans"/>
+          <w:color w:val="262626"/>
+          <w:kern w:val="0"/>
+          <w:sz w:val="21"/>
+          <w:szCs w:val="21"/>
+          <w14:ligatures w14:val="none"/>
+        </w:rPr>
+        <w:t xml:space="preserve"> fact-checking websites maintained a list of fact-checked stories. To ensure diversity, data was collected from a wide variety of resources.</w:t>
+      </w:r>
+    </w:p>
+    <w:p>
+      <w:pPr>
+        <w:shd w:val="clear" w:color="auto" w:fill="FFFFFF"/>
+        <w:spacing w:after="0" w:line="240" w:lineRule="auto"/>
+        <w:rPr>
+          <w:rFonts w:ascii="Open Sans" w:eastAsia="Times New Roman" w:hAnsi="Open Sans" w:cs="Open Sans"/>
+          <w:color w:val="262626"/>
+          <w:kern w:val="0"/>
+          <w:sz w:val="21"/>
+          <w:szCs w:val="21"/>
+          <w14:ligatures w14:val="none"/>
+        </w:rPr>
+      </w:pPr>
+      <w:r>
+        <w:rPr>
+          <w:rFonts w:ascii="Open Sans" w:eastAsia="Times New Roman" w:hAnsi="Open Sans" w:cs="Open Sans"/>
+          <w:color w:val="262626"/>
+          <w:kern w:val="0"/>
+          <w:sz w:val="21"/>
+          <w:szCs w:val="21"/>
+          <w14:ligatures w14:val="none"/>
+        </w:rPr>
+        <w:tab/>
+        <w:t>After collection, data was tokenized, a specialized process where textual data is transformed to be consumed by machine learning algorithms. Feature extraction determined the value of words per article.</w:t>
+      </w:r>
+    </w:p>
+    <w:p>
+      <w:pPr>
+        <w:shd w:val="clear" w:color="auto" w:fill="FFFFFF"/>
+        <w:spacing w:after="0" w:line="240" w:lineRule="auto"/>
+        <w:rPr>
+          <w:rFonts w:ascii="Open Sans" w:eastAsia="Times New Roman" w:hAnsi="Open Sans" w:cs="Open Sans"/>
+          <w:color w:val="262626"/>
+          <w:kern w:val="0"/>
+          <w:sz w:val="21"/>
+          <w:szCs w:val="21"/>
+          <w14:ligatures w14:val="none"/>
+        </w:rPr>
+      </w:pPr>
+    </w:p>
+    <w:p>
+      <w:pPr>
+        <w:shd w:val="clear" w:color="auto" w:fill="FFFFFF"/>
+        <w:spacing w:after="0" w:line="240" w:lineRule="auto"/>
+        <w:rPr>
+          <w:rFonts w:ascii="Open Sans" w:eastAsia="Times New Roman" w:hAnsi="Open Sans" w:cs="Open Sans"/>
+          <w:color w:val="262626"/>
+          <w:kern w:val="0"/>
+          <w:sz w:val="21"/>
+          <w:szCs w:val="21"/>
+          <w14:ligatures w14:val="none"/>
+        </w:rPr>
+      </w:pPr>
+      <w:r>
+        <w:rPr>
+          <w:rFonts w:ascii="Open Sans" w:eastAsia="Times New Roman" w:hAnsi="Open Sans" w:cs="Open Sans"/>
+          <w:b/>
+          <w:bCs/>
+          <w:color w:val="262626"/>
+          <w:kern w:val="0"/>
+          <w:sz w:val="21"/>
+          <w:szCs w:val="21"/>
+          <w14:ligatures w14:val="none"/>
+        </w:rPr>
+        <w:t>Methods and Results:</w:t>
+      </w:r>
+    </w:p>
+    <w:p>
+      <w:pPr>
+        <w:shd w:val="clear" w:color="auto" w:fill="FFFFFF"/>
+        <w:spacing w:after="0" w:line="240" w:lineRule="auto"/>
+        <w:rPr>
+          <w:rFonts w:ascii="Open Sans" w:eastAsia="Times New Roman" w:hAnsi="Open Sans" w:cs="Open Sans"/>
+          <w:color w:val="262626"/>
+          <w:kern w:val="0"/>
+          <w:sz w:val="21"/>
+          <w:szCs w:val="21"/>
+          <w14:ligatures w14:val="none"/>
+        </w:rPr>
+      </w:pPr>
+    </w:p>
+    <w:p>
+      <w:pPr>
+        <w:numPr>
+          <w:ilvl w:val="0"/>
+          <w:numId w:val="2"/>
+        </w:numPr>
+        <w:shd w:val="clear" w:color="auto" w:fill="FFFFFF"/>
+        <w:spacing w:after="0" w:line="240" w:lineRule="auto"/>
+        <w:rPr>
+          <w:rFonts w:ascii="Open Sans" w:eastAsia="Times New Roman" w:hAnsi="Open Sans" w:cs="Open Sans"/>
+          <w:color w:val="262626"/>
+          <w:kern w:val="0"/>
+          <w:sz w:val="21"/>
+          <w:szCs w:val="21"/>
+          <w14:ligatures w14:val="none"/>
+        </w:rPr>
+      </w:pPr>
+      <w:r>
+        <w:rPr>
+          <w:rFonts w:ascii="Open Sans" w:eastAsia="Times New Roman" w:hAnsi="Open Sans" w:cs="Open Sans"/>
+          <w:color w:val="262626"/>
+          <w:kern w:val="0"/>
+          <w:sz w:val="21"/>
+          <w:szCs w:val="21"/>
+          <w14:ligatures w14:val="none"/>
+        </w:rPr>
+        <w:t>What steps were taken to prepare the data?</w:t>
+      </w:r>
+    </w:p>
+    <w:p>
+      <w:pPr>
+        <w:numPr>
+          <w:ilvl w:val="0"/>
+          <w:numId w:val="2"/>
+        </w:numPr>
+        <w:shd w:val="clear" w:color="auto" w:fill="FFFFFF"/>
+        <w:spacing w:after="0" w:line="240" w:lineRule="auto"/>
+        <w:rPr>
+          <w:rFonts w:ascii="Open Sans" w:eastAsia="Times New Roman" w:hAnsi="Open Sans" w:cs="Open Sans"/>
+          <w:color w:val="262626"/>
+          <w:kern w:val="0"/>
+          <w:sz w:val="21"/>
+          <w:szCs w:val="21"/>
+          <w14:ligatures w14:val="none"/>
+        </w:rPr>
+      </w:pPr>
+      <w:r>
+        <w:rPr>
+          <w:rFonts w:ascii="Open Sans" w:eastAsia="Times New Roman" w:hAnsi="Open Sans" w:cs="Open Sans"/>
+          <w:color w:val="262626"/>
+          <w:kern w:val="0"/>
+          <w:sz w:val="21"/>
+          <w:szCs w:val="21"/>
+          <w14:ligatures w14:val="none"/>
+        </w:rPr>
+        <w:t>How was this problem solved?</w:t>
+      </w:r>
+    </w:p>
+    <w:p>
+      <w:pPr>
+        <w:numPr>
+          <w:ilvl w:val="0"/>
+          <w:numId w:val="2"/>
+        </w:numPr>
+        <w:shd w:val="clear" w:color="auto" w:fill="FFFFFF"/>
+        <w:spacing w:after="0" w:line="240" w:lineRule="auto"/>
+        <w:rPr>
+          <w:rFonts w:ascii="Open Sans" w:eastAsia="Times New Roman" w:hAnsi="Open Sans" w:cs="Open Sans"/>
+          <w:color w:val="262626"/>
+          <w:kern w:val="0"/>
+          <w:sz w:val="21"/>
+          <w:szCs w:val="21"/>
+          <w14:ligatures w14:val="none"/>
+        </w:rPr>
+      </w:pPr>
+      <w:r>
+        <w:rPr>
+          <w:rFonts w:ascii="Open Sans" w:eastAsia="Times New Roman" w:hAnsi="Open Sans" w:cs="Open Sans"/>
+          <w:color w:val="262626"/>
+          <w:kern w:val="0"/>
+          <w:sz w:val="21"/>
+          <w:szCs w:val="21"/>
+          <w14:ligatures w14:val="none"/>
+        </w:rPr>
+        <w:t>What modeling techniques were used?</w:t>
+      </w:r>
+    </w:p>
+    <w:p>
+      <w:pPr>
+        <w:numPr>
+          <w:ilvl w:val="0"/>
+          <w:numId w:val="2"/>
+        </w:numPr>
+        <w:shd w:val="clear" w:color="auto" w:fill="FFFFFF"/>
+        <w:spacing w:after="0" w:line="240" w:lineRule="auto"/>
+        <w:rPr>
+          <w:rFonts w:ascii="Open Sans" w:eastAsia="Times New Roman" w:hAnsi="Open Sans" w:cs="Open Sans"/>
+          <w:color w:val="262626"/>
+          <w:kern w:val="0"/>
+          <w:sz w:val="21"/>
+          <w:szCs w:val="21"/>
+          <w14:ligatures w14:val="none"/>
+        </w:rPr>
+      </w:pPr>
+      <w:r>
+        <w:rPr>
+          <w:rFonts w:ascii="Open Sans" w:eastAsia="Times New Roman" w:hAnsi="Open Sans" w:cs="Open Sans"/>
+          <w:color w:val="262626"/>
+          <w:kern w:val="0"/>
+          <w:sz w:val="21"/>
+          <w:szCs w:val="21"/>
+          <w14:ligatures w14:val="none"/>
+        </w:rPr>
+        <w:t>Why did the team choose the methods/models they did?</w:t>
+      </w:r>
+    </w:p>
+    <w:p>
+      <w:pPr>
+        <w:numPr>
+          <w:ilvl w:val="0"/>
+          <w:numId w:val="2"/>
+        </w:numPr>
+        <w:shd w:val="clear" w:color="auto" w:fill="FFFFFF"/>
+        <w:spacing w:after="0" w:line="240" w:lineRule="auto"/>
+        <w:rPr>
+          <w:rFonts w:ascii="Open Sans" w:eastAsia="Times New Roman" w:hAnsi="Open Sans" w:cs="Open Sans"/>
+          <w:color w:val="262626"/>
+          <w:kern w:val="0"/>
+          <w:sz w:val="21"/>
+          <w:szCs w:val="21"/>
+          <w14:ligatures w14:val="none"/>
+        </w:rPr>
+      </w:pPr>
+      <w:r>
+        <w:rPr>
+          <w:rFonts w:ascii="Open Sans" w:eastAsia="Times New Roman" w:hAnsi="Open Sans" w:cs="Open Sans"/>
+          <w:color w:val="262626"/>
+          <w:kern w:val="0"/>
+          <w:sz w:val="21"/>
+          <w:szCs w:val="21"/>
+          <w14:ligatures w14:val="none"/>
+        </w:rPr>
+        <w:t xml:space="preserve">What metrics were used to evaluate the results? Why </w:t>
+      </w:r>
+      <w:proofErr w:type="gramStart"/>
+      <w:r>
+        <w:rPr>
+          <w:rFonts w:ascii="Open Sans" w:eastAsia="Times New Roman" w:hAnsi="Open Sans" w:cs="Open Sans"/>
+          <w:color w:val="262626"/>
+          <w:kern w:val="0"/>
+          <w:sz w:val="21"/>
+          <w:szCs w:val="21"/>
+          <w14:ligatures w14:val="none"/>
+        </w:rPr>
+        <w:t>was</w:t>
+      </w:r>
+      <w:proofErr w:type="gramEnd"/>
+      <w:r>
+        <w:rPr>
+          <w:rFonts w:ascii="Open Sans" w:eastAsia="Times New Roman" w:hAnsi="Open Sans" w:cs="Open Sans"/>
+          <w:color w:val="262626"/>
+          <w:kern w:val="0"/>
+          <w:sz w:val="21"/>
+          <w:szCs w:val="21"/>
+          <w14:ligatures w14:val="none"/>
+        </w:rPr>
+        <w:t xml:space="preserve"> this metric chosen?</w:t>
+      </w:r>
+    </w:p>
+    <w:p>
+      <w:pPr>
+        <w:shd w:val="clear" w:color="auto" w:fill="FFFFFF"/>
+        <w:spacing w:after="0" w:line="240" w:lineRule="auto"/>
+        <w:rPr>
+          <w:rFonts w:ascii="Open Sans" w:eastAsia="Times New Roman" w:hAnsi="Open Sans" w:cs="Open Sans"/>
+          <w:color w:val="262626"/>
+          <w:kern w:val="0"/>
+          <w:sz w:val="21"/>
+          <w:szCs w:val="21"/>
+          <w14:ligatures w14:val="none"/>
+        </w:rPr>
+      </w:pPr>
+    </w:p>
+    <w:p>
+      <w:pPr>
+        <w:shd w:val="clear" w:color="auto" w:fill="FFFFFF"/>
+        <w:spacing w:after="0" w:line="240" w:lineRule="auto"/>
+        <w:rPr>
+          <w:rFonts w:ascii="Open Sans" w:eastAsia="Times New Roman" w:hAnsi="Open Sans" w:cs="Open Sans"/>
+          <w:color w:val="262626"/>
+          <w:kern w:val="0"/>
+          <w:sz w:val="21"/>
+          <w:szCs w:val="21"/>
+          <w14:ligatures w14:val="none"/>
+        </w:rPr>
+      </w:pPr>
+      <w:r>
+        <w:rPr>
+          <w:rFonts w:ascii="Open Sans" w:eastAsia="Times New Roman" w:hAnsi="Open Sans" w:cs="Open Sans"/>
+          <w:b/>
+          <w:bCs/>
+          <w:color w:val="262626"/>
+          <w:kern w:val="0"/>
+          <w:sz w:val="21"/>
+          <w:szCs w:val="21"/>
+          <w14:ligatures w14:val="none"/>
+        </w:rPr>
+        <w:t>Conclusion:</w:t>
+      </w:r>
+    </w:p>
+    <w:p>
+      <w:pPr>
+        <w:shd w:val="clear" w:color="auto" w:fill="FFFFFF"/>
+        <w:spacing w:after="0" w:line="240" w:lineRule="auto"/>
+        <w:rPr>
+          <w:rFonts w:ascii="Open Sans" w:eastAsia="Times New Roman" w:hAnsi="Open Sans" w:cs="Open Sans"/>
+          <w:color w:val="262626"/>
+          <w:kern w:val="0"/>
+          <w:sz w:val="21"/>
+          <w:szCs w:val="21"/>
+          <w14:ligatures w14:val="none"/>
+        </w:rPr>
+      </w:pPr>
+    </w:p>
+    <w:p>
+      <w:pPr>
+        <w:numPr>
+          <w:ilvl w:val="0"/>
+          <w:numId w:val="3"/>
+        </w:numPr>
+        <w:shd w:val="clear" w:color="auto" w:fill="FFFFFF"/>
+        <w:spacing w:after="0" w:line="240" w:lineRule="auto"/>
+        <w:rPr>
+          <w:rFonts w:ascii="Open Sans" w:eastAsia="Times New Roman" w:hAnsi="Open Sans" w:cs="Open Sans"/>
+          <w:color w:val="262626"/>
+          <w:kern w:val="0"/>
+          <w:sz w:val="21"/>
+          <w:szCs w:val="21"/>
+          <w14:ligatures w14:val="none"/>
+        </w:rPr>
+      </w:pPr>
+      <w:r>
+        <w:rPr>
+          <w:rFonts w:ascii="Open Sans" w:eastAsia="Times New Roman" w:hAnsi="Open Sans" w:cs="Open Sans"/>
+          <w:color w:val="262626"/>
+          <w:kern w:val="0"/>
+          <w:sz w:val="21"/>
+          <w:szCs w:val="21"/>
+          <w14:ligatures w14:val="none"/>
+        </w:rPr>
+        <w:t>How were the results or model implemented?</w:t>
+      </w:r>
+    </w:p>
+    <w:p>
+      <w:pPr>
+        <w:numPr>
+          <w:ilvl w:val="0"/>
+          <w:numId w:val="3"/>
+        </w:numPr>
+        <w:shd w:val="clear" w:color="auto" w:fill="FFFFFF"/>
+        <w:spacing w:after="0" w:line="240" w:lineRule="auto"/>
+        <w:rPr>
+          <w:rFonts w:ascii="Open Sans" w:eastAsia="Times New Roman" w:hAnsi="Open Sans" w:cs="Open Sans"/>
+          <w:color w:val="262626"/>
+          <w:kern w:val="0"/>
+          <w:sz w:val="21"/>
+          <w:szCs w:val="21"/>
+          <w14:ligatures w14:val="none"/>
+        </w:rPr>
+      </w:pPr>
+      <w:r>
+        <w:rPr>
+          <w:rFonts w:ascii="Open Sans" w:eastAsia="Times New Roman" w:hAnsi="Open Sans" w:cs="Open Sans"/>
+          <w:color w:val="262626"/>
+          <w:kern w:val="0"/>
+          <w:sz w:val="21"/>
+          <w:szCs w:val="21"/>
+          <w14:ligatures w14:val="none"/>
+        </w:rPr>
+        <w:t>What were the actionable consequences of the case study?</w:t>
+      </w:r>
+    </w:p>
+    <w:p>
+      <w:pPr>
+        <w:numPr>
+          <w:ilvl w:val="0"/>
+          <w:numId w:val="3"/>
+        </w:numPr>
+        <w:shd w:val="clear" w:color="auto" w:fill="FFFFFF"/>
+        <w:spacing w:after="0" w:line="240" w:lineRule="auto"/>
+        <w:rPr>
+          <w:rFonts w:ascii="Open Sans" w:eastAsia="Times New Roman" w:hAnsi="Open Sans" w:cs="Open Sans"/>
+          <w:color w:val="262626"/>
+          <w:kern w:val="0"/>
+          <w:sz w:val="21"/>
+          <w:szCs w:val="21"/>
+          <w14:ligatures w14:val="none"/>
+        </w:rPr>
+      </w:pPr>
+      <w:r>
+        <w:rPr>
+          <w:rFonts w:ascii="Open Sans" w:eastAsia="Times New Roman" w:hAnsi="Open Sans" w:cs="Open Sans"/>
+          <w:color w:val="262626"/>
+          <w:kern w:val="0"/>
+          <w:sz w:val="21"/>
+          <w:szCs w:val="21"/>
+          <w14:ligatures w14:val="none"/>
+        </w:rPr>
+        <w:t>What did the team learn from the case study?</w:t>
+      </w:r>
+    </w:p>
+    <w:p>
+      <w:pPr>
+        <w:numPr>
+          <w:ilvl w:val="0"/>
+          <w:numId w:val="3"/>
+        </w:numPr>
+        <w:shd w:val="clear" w:color="auto" w:fill="FFFFFF"/>
+        <w:spacing w:after="0" w:line="240" w:lineRule="auto"/>
+        <w:rPr>
+          <w:rFonts w:ascii="Open Sans" w:eastAsia="Times New Roman" w:hAnsi="Open Sans" w:cs="Open Sans"/>
+          <w:color w:val="262626"/>
+          <w:kern w:val="0"/>
+          <w:sz w:val="21"/>
+          <w:szCs w:val="21"/>
+          <w14:ligatures w14:val="none"/>
+        </w:rPr>
+      </w:pPr>
+      <w:r>
+        <w:rPr>
+          <w:rFonts w:ascii="Open Sans" w:eastAsia="Times New Roman" w:hAnsi="Open Sans" w:cs="Open Sans"/>
+          <w:color w:val="262626"/>
+          <w:kern w:val="0"/>
+          <w:sz w:val="21"/>
+          <w:szCs w:val="21"/>
+          <w14:ligatures w14:val="none"/>
+        </w:rPr>
+        <w:t>How should or would the team approach the problem differently in the future?</w:t>
+      </w:r>
+    </w:p>
+    <w:p/>
     <w:sectPr>
-      <w:headerReference w:type="even" r:id="rId6"/>
       <w:headerReference w:type="default" r:id="rId7"/>
-      <w:footerReference w:type="even" r:id="rId8"/>
-      <w:footerReference w:type="default" r:id="rId9"/>
-      <w:headerReference w:type="first" r:id="rId10"/>
-      <w:footerReference w:type="first" r:id="rId11"/>
       <w:pgSz w:w="12240" w:h="15840"/>
       <w:pgMar w:top="1440" w:right="1440" w:bottom="1440" w:left="1440" w:header="720" w:footer="720" w:gutter="0"/>
       <w:cols w:space="720"/>
@@ -44,36 +788,6 @@
 </w:endnotes>
 </file>
 
-<file path=word/footer1.xml><?xml version="1.0" encoding="utf-8"?>
-<w:ftr xmlns:wpc="http://schemas.microsoft.com/office/word/2010/wordprocessingCanvas" xmlns:cx="http://schemas.microsoft.com/office/drawing/2014/chartex" xmlns:cx1="http://schemas.microsoft.com/office/drawing/2015/9/8/chartex" xmlns:cx2="http://schemas.microsoft.com/office/drawing/2015/10/21/chartex" xmlns:cx3="http://schemas.microsoft.com/office/drawing/2016/5/9/chartex" xmlns:cx4="http://schemas.microsoft.com/office/drawing/2016/5/10/chartex" xmlns:cx5="http://schemas.microsoft.com/office/drawing/2016/5/11/chartex" xmlns:cx6="http://schemas.microsoft.com/office/drawing/2016/5/12/chartex" xmlns:cx7="http://schemas.microsoft.com/office/drawing/2016/5/13/chartex" xmlns:cx8="http://schemas.microsoft.com/office/drawing/2016/5/14/chartex" xmlns:mc="http://schemas.openxmlformats.org/markup-compatibility/2006" xmlns:aink="http://schemas.microsoft.com/office/drawing/2016/ink" xmlns:am3d="http://schemas.microsoft.com/office/drawing/2017/model3d" xmlns:o="urn:schemas-microsoft-com:office:office" xmlns:oel="http://schemas.microsoft.com/office/2019/extlst" xmlns:r="http://schemas.openxmlformats.org/officeDocument/2006/relationships" xmlns:m="http://schemas.openxmlformats.org/officeDocument/2006/math" xmlns:v="urn:schemas-microsoft-com:vml" xmlns:wp14="http://schemas.microsoft.com/office/word/2010/wordprocessingDrawing" xmlns:wp="http://schemas.openxmlformats.org/drawingml/2006/wordprocessingDrawing" xmlns:w10="urn:schemas-microsoft-com:office:word" xmlns:w="http://schemas.openxmlformats.org/wordprocessingml/2006/main" xmlns:w14="http://schemas.microsoft.com/office/word/2010/wordml" xmlns:w15="http://schemas.microsoft.com/office/word/2012/wordml" xmlns:w16cex="http://schemas.microsoft.com/office/word/2018/wordml/cex" xmlns:w16cid="http://schemas.microsoft.com/office/word/2016/wordml/cid" xmlns:w16="http://schemas.microsoft.com/office/word/2018/wordml" xmlns:w16du="http://schemas.microsoft.com/office/word/2023/wordml/word16du" xmlns:w16sdtdh="http://schemas.microsoft.com/office/word/2020/wordml/sdtdatahash" xmlns:w16sdtfl="http://schemas.microsoft.com/office/word/2024/wordml/sdtformatlock" xmlns:w16se="http://schemas.microsoft.com/office/word/2015/wordml/symex" xmlns:wpg="http://schemas.microsoft.com/office/word/2010/wordprocessingGroup" xmlns:wpi="http://schemas.microsoft.com/office/word/2010/wordprocessingInk" xmlns:wne="http://schemas.microsoft.com/office/word/2006/wordml" xmlns:wps="http://schemas.microsoft.com/office/word/2010/wordprocessingShape" mc:Ignorable="w14 w15 w16se w16cid w16 w16cex w16sdtdh w16sdtfl w16du wp14">
-  <w:p>
-    <w:pPr>
-      <w:pStyle w:val="Footer"/>
-    </w:pPr>
-  </w:p>
-</w:ftr>
-</file>
-
-<file path=word/footer2.xml><?xml version="1.0" encoding="utf-8"?>
-<w:ftr xmlns:wpc="http://schemas.microsoft.com/office/word/2010/wordprocessingCanvas" xmlns:cx="http://schemas.microsoft.com/office/drawing/2014/chartex" xmlns:cx1="http://schemas.microsoft.com/office/drawing/2015/9/8/chartex" xmlns:cx2="http://schemas.microsoft.com/office/drawing/2015/10/21/chartex" xmlns:cx3="http://schemas.microsoft.com/office/drawing/2016/5/9/chartex" xmlns:cx4="http://schemas.microsoft.com/office/drawing/2016/5/10/chartex" xmlns:cx5="http://schemas.microsoft.com/office/drawing/2016/5/11/chartex" xmlns:cx6="http://schemas.microsoft.com/office/drawing/2016/5/12/chartex" xmlns:cx7="http://schemas.microsoft.com/office/drawing/2016/5/13/chartex" xmlns:cx8="http://schemas.microsoft.com/office/drawing/2016/5/14/chartex" xmlns:mc="http://schemas.openxmlformats.org/markup-compatibility/2006" xmlns:aink="http://schemas.microsoft.com/office/drawing/2016/ink" xmlns:am3d="http://schemas.microsoft.com/office/drawing/2017/model3d" xmlns:o="urn:schemas-microsoft-com:office:office" xmlns:oel="http://schemas.microsoft.com/office/2019/extlst" xmlns:r="http://schemas.openxmlformats.org/officeDocument/2006/relationships" xmlns:m="http://schemas.openxmlformats.org/officeDocument/2006/math" xmlns:v="urn:schemas-microsoft-com:vml" xmlns:wp14="http://schemas.microsoft.com/office/word/2010/wordprocessingDrawing" xmlns:wp="http://schemas.openxmlformats.org/drawingml/2006/wordprocessingDrawing" xmlns:w10="urn:schemas-microsoft-com:office:word" xmlns:w="http://schemas.openxmlformats.org/wordprocessingml/2006/main" xmlns:w14="http://schemas.microsoft.com/office/word/2010/wordml" xmlns:w15="http://schemas.microsoft.com/office/word/2012/wordml" xmlns:w16cex="http://schemas.microsoft.com/office/word/2018/wordml/cex" xmlns:w16cid="http://schemas.microsoft.com/office/word/2016/wordml/cid" xmlns:w16="http://schemas.microsoft.com/office/word/2018/wordml" xmlns:w16du="http://schemas.microsoft.com/office/word/2023/wordml/word16du" xmlns:w16sdtdh="http://schemas.microsoft.com/office/word/2020/wordml/sdtdatahash" xmlns:w16sdtfl="http://schemas.microsoft.com/office/word/2024/wordml/sdtformatlock" xmlns:w16se="http://schemas.microsoft.com/office/word/2015/wordml/symex" xmlns:wpg="http://schemas.microsoft.com/office/word/2010/wordprocessingGroup" xmlns:wpi="http://schemas.microsoft.com/office/word/2010/wordprocessingInk" xmlns:wne="http://schemas.microsoft.com/office/word/2006/wordml" xmlns:wps="http://schemas.microsoft.com/office/word/2010/wordprocessingShape" mc:Ignorable="w14 w15 w16se w16cid w16 w16cex w16sdtdh w16sdtfl w16du wp14">
-  <w:p>
-    <w:pPr>
-      <w:pStyle w:val="Footer"/>
-    </w:pPr>
-  </w:p>
-</w:ftr>
-</file>
-
-<file path=word/footer3.xml><?xml version="1.0" encoding="utf-8"?>
-<w:ftr xmlns:wpc="http://schemas.microsoft.com/office/word/2010/wordprocessingCanvas" xmlns:cx="http://schemas.microsoft.com/office/drawing/2014/chartex" xmlns:cx1="http://schemas.microsoft.com/office/drawing/2015/9/8/chartex" xmlns:cx2="http://schemas.microsoft.com/office/drawing/2015/10/21/chartex" xmlns:cx3="http://schemas.microsoft.com/office/drawing/2016/5/9/chartex" xmlns:cx4="http://schemas.microsoft.com/office/drawing/2016/5/10/chartex" xmlns:cx5="http://schemas.microsoft.com/office/drawing/2016/5/11/chartex" xmlns:cx6="http://schemas.microsoft.com/office/drawing/2016/5/12/chartex" xmlns:cx7="http://schemas.microsoft.com/office/drawing/2016/5/13/chartex" xmlns:cx8="http://schemas.microsoft.com/office/drawing/2016/5/14/chartex" xmlns:mc="http://schemas.openxmlformats.org/markup-compatibility/2006" xmlns:aink="http://schemas.microsoft.com/office/drawing/2016/ink" xmlns:am3d="http://schemas.microsoft.com/office/drawing/2017/model3d" xmlns:o="urn:schemas-microsoft-com:office:office" xmlns:oel="http://schemas.microsoft.com/office/2019/extlst" xmlns:r="http://schemas.openxmlformats.org/officeDocument/2006/relationships" xmlns:m="http://schemas.openxmlformats.org/officeDocument/2006/math" xmlns:v="urn:schemas-microsoft-com:vml" xmlns:wp14="http://schemas.microsoft.com/office/word/2010/wordprocessingDrawing" xmlns:wp="http://schemas.openxmlformats.org/drawingml/2006/wordprocessingDrawing" xmlns:w10="urn:schemas-microsoft-com:office:word" xmlns:w="http://schemas.openxmlformats.org/wordprocessingml/2006/main" xmlns:w14="http://schemas.microsoft.com/office/word/2010/wordml" xmlns:w15="http://schemas.microsoft.com/office/word/2012/wordml" xmlns:w16cex="http://schemas.microsoft.com/office/word/2018/wordml/cex" xmlns:w16cid="http://schemas.microsoft.com/office/word/2016/wordml/cid" xmlns:w16="http://schemas.microsoft.com/office/word/2018/wordml" xmlns:w16du="http://schemas.microsoft.com/office/word/2023/wordml/word16du" xmlns:w16sdtdh="http://schemas.microsoft.com/office/word/2020/wordml/sdtdatahash" xmlns:w16sdtfl="http://schemas.microsoft.com/office/word/2024/wordml/sdtformatlock" xmlns:w16se="http://schemas.microsoft.com/office/word/2015/wordml/symex" xmlns:wpg="http://schemas.microsoft.com/office/word/2010/wordprocessingGroup" xmlns:wpi="http://schemas.microsoft.com/office/word/2010/wordprocessingInk" xmlns:wne="http://schemas.microsoft.com/office/word/2006/wordml" xmlns:wps="http://schemas.microsoft.com/office/word/2010/wordprocessingShape" mc:Ignorable="w14 w15 w16se w16cid w16 w16cex w16sdtdh w16sdtfl w16du wp14">
-  <w:p>
-    <w:pPr>
-      <w:pStyle w:val="Footer"/>
-    </w:pPr>
-  </w:p>
-</w:ftr>
-</file>
-
 <file path=word/footnotes.xml><?xml version="1.0" encoding="utf-8"?>
 <w:footnotes xmlns:wpc="http://schemas.microsoft.com/office/word/2010/wordprocessingCanvas" xmlns:cx="http://schemas.microsoft.com/office/drawing/2014/chartex" xmlns:cx1="http://schemas.microsoft.com/office/drawing/2015/9/8/chartex" xmlns:cx2="http://schemas.microsoft.com/office/drawing/2015/10/21/chartex" xmlns:cx3="http://schemas.microsoft.com/office/drawing/2016/5/9/chartex" xmlns:cx4="http://schemas.microsoft.com/office/drawing/2016/5/10/chartex" xmlns:cx5="http://schemas.microsoft.com/office/drawing/2016/5/11/chartex" xmlns:cx6="http://schemas.microsoft.com/office/drawing/2016/5/12/chartex" xmlns:cx7="http://schemas.microsoft.com/office/drawing/2016/5/13/chartex" xmlns:cx8="http://schemas.microsoft.com/office/drawing/2016/5/14/chartex" xmlns:mc="http://schemas.openxmlformats.org/markup-compatibility/2006" xmlns:aink="http://schemas.microsoft.com/office/drawing/2016/ink" xmlns:am3d="http://schemas.microsoft.com/office/drawing/2017/model3d" xmlns:o="urn:schemas-microsoft-com:office:office" xmlns:oel="http://schemas.microsoft.com/office/2019/extlst" xmlns:r="http://schemas.openxmlformats.org/officeDocument/2006/relationships" xmlns:m="http://schemas.openxmlformats.org/officeDocument/2006/math" xmlns:v="urn:schemas-microsoft-com:vml" xmlns:wp14="http://schemas.microsoft.com/office/word/2010/wordprocessingDrawing" xmlns:wp="http://schemas.openxmlformats.org/drawingml/2006/wordprocessingDrawing" xmlns:w10="urn:schemas-microsoft-com:office:word" xmlns:w="http://schemas.openxmlformats.org/wordprocessingml/2006/main" xmlns:w14="http://schemas.microsoft.com/office/word/2010/wordml" xmlns:w15="http://schemas.microsoft.com/office/word/2012/wordml" xmlns:w16cex="http://schemas.microsoft.com/office/word/2018/wordml/cex" xmlns:w16cid="http://schemas.microsoft.com/office/word/2016/wordml/cid" xmlns:w16="http://schemas.microsoft.com/office/word/2018/wordml" xmlns:w16du="http://schemas.microsoft.com/office/word/2023/wordml/word16du" xmlns:w16sdtdh="http://schemas.microsoft.com/office/word/2020/wordml/sdtdatahash" xmlns:w16sdtfl="http://schemas.microsoft.com/office/word/2024/wordml/sdtformatlock" xmlns:w16se="http://schemas.microsoft.com/office/word/2015/wordml/symex" xmlns:wpg="http://schemas.microsoft.com/office/word/2010/wordprocessingGroup" xmlns:wpi="http://schemas.microsoft.com/office/word/2010/wordprocessingInk" xmlns:wne="http://schemas.microsoft.com/office/word/2006/wordml" xmlns:wps="http://schemas.microsoft.com/office/word/2010/wordprocessingShape" mc:Ignorable="w14 w15 w16se w16cid w16 w16cex w16sdtdh w16sdtfl w16du wp14">
   <w:footnote w:type="separator" w:id="-1">
@@ -100,16 +814,6 @@
 </file>
 
 <file path=word/header1.xml><?xml version="1.0" encoding="utf-8"?>
-<w:hdr xmlns:wpc="http://schemas.microsoft.com/office/word/2010/wordprocessingCanvas" xmlns:cx="http://schemas.microsoft.com/office/drawing/2014/chartex" xmlns:cx1="http://schemas.microsoft.com/office/drawing/2015/9/8/chartex" xmlns:cx2="http://schemas.microsoft.com/office/drawing/2015/10/21/chartex" xmlns:cx3="http://schemas.microsoft.com/office/drawing/2016/5/9/chartex" xmlns:cx4="http://schemas.microsoft.com/office/drawing/2016/5/10/chartex" xmlns:cx5="http://schemas.microsoft.com/office/drawing/2016/5/11/chartex" xmlns:cx6="http://schemas.microsoft.com/office/drawing/2016/5/12/chartex" xmlns:cx7="http://schemas.microsoft.com/office/drawing/2016/5/13/chartex" xmlns:cx8="http://schemas.microsoft.com/office/drawing/2016/5/14/chartex" xmlns:mc="http://schemas.openxmlformats.org/markup-compatibility/2006" xmlns:aink="http://schemas.microsoft.com/office/drawing/2016/ink" xmlns:am3d="http://schemas.microsoft.com/office/drawing/2017/model3d" xmlns:o="urn:schemas-microsoft-com:office:office" xmlns:oel="http://schemas.microsoft.com/office/2019/extlst" xmlns:r="http://schemas.openxmlformats.org/officeDocument/2006/relationships" xmlns:m="http://schemas.openxmlformats.org/officeDocument/2006/math" xmlns:v="urn:schemas-microsoft-com:vml" xmlns:wp14="http://schemas.microsoft.com/office/word/2010/wordprocessingDrawing" xmlns:wp="http://schemas.openxmlformats.org/drawingml/2006/wordprocessingDrawing" xmlns:w10="urn:schemas-microsoft-com:office:word" xmlns:w="http://schemas.openxmlformats.org/wordprocessingml/2006/main" xmlns:w14="http://schemas.microsoft.com/office/word/2010/wordml" xmlns:w15="http://schemas.microsoft.com/office/word/2012/wordml" xmlns:w16cex="http://schemas.microsoft.com/office/word/2018/wordml/cex" xmlns:w16cid="http://schemas.microsoft.com/office/word/2016/wordml/cid" xmlns:w16="http://schemas.microsoft.com/office/word/2018/wordml" xmlns:w16du="http://schemas.microsoft.com/office/word/2023/wordml/word16du" xmlns:w16sdtdh="http://schemas.microsoft.com/office/word/2020/wordml/sdtdatahash" xmlns:w16sdtfl="http://schemas.microsoft.com/office/word/2024/wordml/sdtformatlock" xmlns:w16se="http://schemas.microsoft.com/office/word/2015/wordml/symex" xmlns:wpg="http://schemas.microsoft.com/office/word/2010/wordprocessingGroup" xmlns:wpi="http://schemas.microsoft.com/office/word/2010/wordprocessingInk" xmlns:wne="http://schemas.microsoft.com/office/word/2006/wordml" xmlns:wps="http://schemas.microsoft.com/office/word/2010/wordprocessingShape" mc:Ignorable="w14 w15 w16se w16cid w16 w16cex w16sdtdh w16sdtfl w16du wp14">
-  <w:p>
-    <w:pPr>
-      <w:pStyle w:val="Header"/>
-    </w:pPr>
-  </w:p>
-</w:hdr>
-</file>
-
-<file path=word/header2.xml><?xml version="1.0" encoding="utf-8"?>
 <w:hdr xmlns:wpc="http://schemas.microsoft.com/office/word/2010/wordprocessingCanvas" xmlns:cx="http://schemas.microsoft.com/office/drawing/2014/chartex" xmlns:cx1="http://schemas.microsoft.com/office/drawing/2015/9/8/chartex" xmlns:cx2="http://schemas.microsoft.com/office/drawing/2015/10/21/chartex" xmlns:cx3="http://schemas.microsoft.com/office/drawing/2016/5/9/chartex" xmlns:cx4="http://schemas.microsoft.com/office/drawing/2016/5/10/chartex" xmlns:cx5="http://schemas.microsoft.com/office/drawing/2016/5/11/chartex" xmlns:cx6="http://schemas.microsoft.com/office/drawing/2016/5/12/chartex" xmlns:cx7="http://schemas.microsoft.com/office/drawing/2016/5/13/chartex" xmlns:cx8="http://schemas.microsoft.com/office/drawing/2016/5/14/chartex" xmlns:mc="http://schemas.openxmlformats.org/markup-compatibility/2006" xmlns:aink="http://schemas.microsoft.com/office/drawing/2016/ink" xmlns:am3d="http://schemas.microsoft.com/office/drawing/2017/model3d" xmlns:o="urn:schemas-microsoft-com:office:office" xmlns:oel="http://schemas.microsoft.com/office/2019/extlst" xmlns:r="http://schemas.openxmlformats.org/officeDocument/2006/relationships" xmlns:m="http://schemas.openxmlformats.org/officeDocument/2006/math" xmlns:v="urn:schemas-microsoft-com:vml" xmlns:wp14="http://schemas.microsoft.com/office/word/2010/wordprocessingDrawing" xmlns:wp="http://schemas.openxmlformats.org/drawingml/2006/wordprocessingDrawing" xmlns:w10="urn:schemas-microsoft-com:office:word" xmlns:w="http://schemas.openxmlformats.org/wordprocessingml/2006/main" xmlns:w14="http://schemas.microsoft.com/office/word/2010/wordml" xmlns:w15="http://schemas.microsoft.com/office/word/2012/wordml" xmlns:w16cex="http://schemas.microsoft.com/office/word/2018/wordml/cex" xmlns:w16cid="http://schemas.microsoft.com/office/word/2016/wordml/cid" xmlns:w16="http://schemas.microsoft.com/office/word/2018/wordml" xmlns:w16du="http://schemas.microsoft.com/office/word/2023/wordml/word16du" xmlns:w16sdtdh="http://schemas.microsoft.com/office/word/2020/wordml/sdtdatahash" xmlns:w16sdtfl="http://schemas.microsoft.com/office/word/2024/wordml/sdtformatlock" xmlns:w16se="http://schemas.microsoft.com/office/word/2015/wordml/symex" xmlns:wpg="http://schemas.microsoft.com/office/word/2010/wordprocessingGroup" xmlns:wpi="http://schemas.microsoft.com/office/word/2010/wordprocessingInk" xmlns:wne="http://schemas.microsoft.com/office/word/2006/wordml" xmlns:wps="http://schemas.microsoft.com/office/word/2010/wordprocessingShape" mc:Ignorable="w14 w15 w16se w16cid w16 w16cex w16sdtdh w16sdtfl w16du wp14">
   <w:p>
     <w:pPr>
@@ -171,14 +875,465 @@
 </w:hdr>
 </file>
 
-<file path=word/header3.xml><?xml version="1.0" encoding="utf-8"?>
-<w:hdr xmlns:wpc="http://schemas.microsoft.com/office/word/2010/wordprocessingCanvas" xmlns:cx="http://schemas.microsoft.com/office/drawing/2014/chartex" xmlns:cx1="http://schemas.microsoft.com/office/drawing/2015/9/8/chartex" xmlns:cx2="http://schemas.microsoft.com/office/drawing/2015/10/21/chartex" xmlns:cx3="http://schemas.microsoft.com/office/drawing/2016/5/9/chartex" xmlns:cx4="http://schemas.microsoft.com/office/drawing/2016/5/10/chartex" xmlns:cx5="http://schemas.microsoft.com/office/drawing/2016/5/11/chartex" xmlns:cx6="http://schemas.microsoft.com/office/drawing/2016/5/12/chartex" xmlns:cx7="http://schemas.microsoft.com/office/drawing/2016/5/13/chartex" xmlns:cx8="http://schemas.microsoft.com/office/drawing/2016/5/14/chartex" xmlns:mc="http://schemas.openxmlformats.org/markup-compatibility/2006" xmlns:aink="http://schemas.microsoft.com/office/drawing/2016/ink" xmlns:am3d="http://schemas.microsoft.com/office/drawing/2017/model3d" xmlns:o="urn:schemas-microsoft-com:office:office" xmlns:oel="http://schemas.microsoft.com/office/2019/extlst" xmlns:r="http://schemas.openxmlformats.org/officeDocument/2006/relationships" xmlns:m="http://schemas.openxmlformats.org/officeDocument/2006/math" xmlns:v="urn:schemas-microsoft-com:vml" xmlns:wp14="http://schemas.microsoft.com/office/word/2010/wordprocessingDrawing" xmlns:wp="http://schemas.openxmlformats.org/drawingml/2006/wordprocessingDrawing" xmlns:w10="urn:schemas-microsoft-com:office:word" xmlns:w="http://schemas.openxmlformats.org/wordprocessingml/2006/main" xmlns:w14="http://schemas.microsoft.com/office/word/2010/wordml" xmlns:w15="http://schemas.microsoft.com/office/word/2012/wordml" xmlns:w16cex="http://schemas.microsoft.com/office/word/2018/wordml/cex" xmlns:w16cid="http://schemas.microsoft.com/office/word/2016/wordml/cid" xmlns:w16="http://schemas.microsoft.com/office/word/2018/wordml" xmlns:w16du="http://schemas.microsoft.com/office/word/2023/wordml/word16du" xmlns:w16sdtdh="http://schemas.microsoft.com/office/word/2020/wordml/sdtdatahash" xmlns:w16sdtfl="http://schemas.microsoft.com/office/word/2024/wordml/sdtformatlock" xmlns:w16se="http://schemas.microsoft.com/office/word/2015/wordml/symex" xmlns:wpg="http://schemas.microsoft.com/office/word/2010/wordprocessingGroup" xmlns:wpi="http://schemas.microsoft.com/office/word/2010/wordprocessingInk" xmlns:wne="http://schemas.microsoft.com/office/word/2006/wordml" xmlns:wps="http://schemas.microsoft.com/office/word/2010/wordprocessingShape" mc:Ignorable="w14 w15 w16se w16cid w16 w16cex w16sdtdh w16sdtfl w16du wp14">
-  <w:p>
-    <w:pPr>
-      <w:pStyle w:val="Header"/>
-    </w:pPr>
-  </w:p>
-</w:hdr>
+<file path=word/numbering.xml><?xml version="1.0" encoding="utf-8"?>
+<w:numbering xmlns:wpc="http://schemas.microsoft.com/office/word/2010/wordprocessingCanvas" xmlns:cx="http://schemas.microsoft.com/office/drawing/2014/chartex" xmlns:cx1="http://schemas.microsoft.com/office/drawing/2015/9/8/chartex" xmlns:cx2="http://schemas.microsoft.com/office/drawing/2015/10/21/chartex" xmlns:cx3="http://schemas.microsoft.com/office/drawing/2016/5/9/chartex" xmlns:cx4="http://schemas.microsoft.com/office/drawing/2016/5/10/chartex" xmlns:cx5="http://schemas.microsoft.com/office/drawing/2016/5/11/chartex" xmlns:cx6="http://schemas.microsoft.com/office/drawing/2016/5/12/chartex" xmlns:cx7="http://schemas.microsoft.com/office/drawing/2016/5/13/chartex" xmlns:cx8="http://schemas.microsoft.com/office/drawing/2016/5/14/chartex" xmlns:mc="http://schemas.openxmlformats.org/markup-compatibility/2006" xmlns:aink="http://schemas.microsoft.com/office/drawing/2016/ink" xmlns:am3d="http://schemas.microsoft.com/office/drawing/2017/model3d" xmlns:o="urn:schemas-microsoft-com:office:office" xmlns:oel="http://schemas.microsoft.com/office/2019/extlst" xmlns:r="http://schemas.openxmlformats.org/officeDocument/2006/relationships" xmlns:m="http://schemas.openxmlformats.org/officeDocument/2006/math" xmlns:v="urn:schemas-microsoft-com:vml" xmlns:wp14="http://schemas.microsoft.com/office/word/2010/wordprocessingDrawing" xmlns:wp="http://schemas.openxmlformats.org/drawingml/2006/wordprocessingDrawing" xmlns:w10="urn:schemas-microsoft-com:office:word" xmlns:w="http://schemas.openxmlformats.org/wordprocessingml/2006/main" xmlns:w14="http://schemas.microsoft.com/office/word/2010/wordml" xmlns:w15="http://schemas.microsoft.com/office/word/2012/wordml" xmlns:w16cex="http://schemas.microsoft.com/office/word/2018/wordml/cex" xmlns:w16cid="http://schemas.microsoft.com/office/word/2016/wordml/cid" xmlns:w16="http://schemas.microsoft.com/office/word/2018/wordml" xmlns:w16du="http://schemas.microsoft.com/office/word/2023/wordml/word16du" xmlns:w16sdtdh="http://schemas.microsoft.com/office/word/2020/wordml/sdtdatahash" xmlns:w16sdtfl="http://schemas.microsoft.com/office/word/2024/wordml/sdtformatlock" xmlns:w16se="http://schemas.microsoft.com/office/word/2015/wordml/symex" xmlns:wpg="http://schemas.microsoft.com/office/word/2010/wordprocessingGroup" xmlns:wpi="http://schemas.microsoft.com/office/word/2010/wordprocessingInk" xmlns:wne="http://schemas.microsoft.com/office/word/2006/wordml" xmlns:wps="http://schemas.microsoft.com/office/word/2010/wordprocessingShape" mc:Ignorable="w14 w15 w16se w16cid w16 w16cex w16sdtdh w16sdtfl w16du wp14">
+  <w:abstractNum w:abstractNumId="0" w15:restartNumberingAfterBreak="0">
+    <w:nsid w:val="122E1D64"/>
+    <w:multiLevelType w:val="multilevel"/>
+    <w:tmpl w:val="7AC6A1D4"/>
+    <w:lvl w:ilvl="0">
+      <w:start w:val="1"/>
+      <w:numFmt w:val="bullet"/>
+      <w:lvlText w:val=""/>
+      <w:lvlJc w:val="left"/>
+      <w:pPr>
+        <w:tabs>
+          <w:tab w:val="num" w:pos="720"/>
+        </w:tabs>
+        <w:ind w:left="720" w:hanging="360"/>
+      </w:pPr>
+      <w:rPr>
+        <w:rFonts w:ascii="Symbol" w:hAnsi="Symbol" w:hint="default"/>
+        <w:sz w:val="20"/>
+      </w:rPr>
+    </w:lvl>
+    <w:lvl w:ilvl="1" w:tentative="1">
+      <w:start w:val="1"/>
+      <w:numFmt w:val="bullet"/>
+      <w:lvlText w:val="o"/>
+      <w:lvlJc w:val="left"/>
+      <w:pPr>
+        <w:tabs>
+          <w:tab w:val="num" w:pos="1440"/>
+        </w:tabs>
+        <w:ind w:left="1440" w:hanging="360"/>
+      </w:pPr>
+      <w:rPr>
+        <w:rFonts w:ascii="Courier New" w:hAnsi="Courier New" w:hint="default"/>
+        <w:sz w:val="20"/>
+      </w:rPr>
+    </w:lvl>
+    <w:lvl w:ilvl="2" w:tentative="1">
+      <w:start w:val="1"/>
+      <w:numFmt w:val="bullet"/>
+      <w:lvlText w:val=""/>
+      <w:lvlJc w:val="left"/>
+      <w:pPr>
+        <w:tabs>
+          <w:tab w:val="num" w:pos="2160"/>
+        </w:tabs>
+        <w:ind w:left="2160" w:hanging="360"/>
+      </w:pPr>
+      <w:rPr>
+        <w:rFonts w:ascii="Wingdings" w:hAnsi="Wingdings" w:hint="default"/>
+        <w:sz w:val="20"/>
+      </w:rPr>
+    </w:lvl>
+    <w:lvl w:ilvl="3" w:tentative="1">
+      <w:start w:val="1"/>
+      <w:numFmt w:val="bullet"/>
+      <w:lvlText w:val=""/>
+      <w:lvlJc w:val="left"/>
+      <w:pPr>
+        <w:tabs>
+          <w:tab w:val="num" w:pos="2880"/>
+        </w:tabs>
+        <w:ind w:left="2880" w:hanging="360"/>
+      </w:pPr>
+      <w:rPr>
+        <w:rFonts w:ascii="Wingdings" w:hAnsi="Wingdings" w:hint="default"/>
+        <w:sz w:val="20"/>
+      </w:rPr>
+    </w:lvl>
+    <w:lvl w:ilvl="4" w:tentative="1">
+      <w:start w:val="1"/>
+      <w:numFmt w:val="bullet"/>
+      <w:lvlText w:val=""/>
+      <w:lvlJc w:val="left"/>
+      <w:pPr>
+        <w:tabs>
+          <w:tab w:val="num" w:pos="3600"/>
+        </w:tabs>
+        <w:ind w:left="3600" w:hanging="360"/>
+      </w:pPr>
+      <w:rPr>
+        <w:rFonts w:ascii="Wingdings" w:hAnsi="Wingdings" w:hint="default"/>
+        <w:sz w:val="20"/>
+      </w:rPr>
+    </w:lvl>
+    <w:lvl w:ilvl="5" w:tentative="1">
+      <w:start w:val="1"/>
+      <w:numFmt w:val="bullet"/>
+      <w:lvlText w:val=""/>
+      <w:lvlJc w:val="left"/>
+      <w:pPr>
+        <w:tabs>
+          <w:tab w:val="num" w:pos="4320"/>
+        </w:tabs>
+        <w:ind w:left="4320" w:hanging="360"/>
+      </w:pPr>
+      <w:rPr>
+        <w:rFonts w:ascii="Wingdings" w:hAnsi="Wingdings" w:hint="default"/>
+        <w:sz w:val="20"/>
+      </w:rPr>
+    </w:lvl>
+    <w:lvl w:ilvl="6" w:tentative="1">
+      <w:start w:val="1"/>
+      <w:numFmt w:val="bullet"/>
+      <w:lvlText w:val=""/>
+      <w:lvlJc w:val="left"/>
+      <w:pPr>
+        <w:tabs>
+          <w:tab w:val="num" w:pos="5040"/>
+        </w:tabs>
+        <w:ind w:left="5040" w:hanging="360"/>
+      </w:pPr>
+      <w:rPr>
+        <w:rFonts w:ascii="Wingdings" w:hAnsi="Wingdings" w:hint="default"/>
+        <w:sz w:val="20"/>
+      </w:rPr>
+    </w:lvl>
+    <w:lvl w:ilvl="7" w:tentative="1">
+      <w:start w:val="1"/>
+      <w:numFmt w:val="bullet"/>
+      <w:lvlText w:val=""/>
+      <w:lvlJc w:val="left"/>
+      <w:pPr>
+        <w:tabs>
+          <w:tab w:val="num" w:pos="5760"/>
+        </w:tabs>
+        <w:ind w:left="5760" w:hanging="360"/>
+      </w:pPr>
+      <w:rPr>
+        <w:rFonts w:ascii="Wingdings" w:hAnsi="Wingdings" w:hint="default"/>
+        <w:sz w:val="20"/>
+      </w:rPr>
+    </w:lvl>
+    <w:lvl w:ilvl="8" w:tentative="1">
+      <w:start w:val="1"/>
+      <w:numFmt w:val="bullet"/>
+      <w:lvlText w:val=""/>
+      <w:lvlJc w:val="left"/>
+      <w:pPr>
+        <w:tabs>
+          <w:tab w:val="num" w:pos="6480"/>
+        </w:tabs>
+        <w:ind w:left="6480" w:hanging="360"/>
+      </w:pPr>
+      <w:rPr>
+        <w:rFonts w:ascii="Wingdings" w:hAnsi="Wingdings" w:hint="default"/>
+        <w:sz w:val="20"/>
+      </w:rPr>
+    </w:lvl>
+  </w:abstractNum>
+  <w:abstractNum w:abstractNumId="1" w15:restartNumberingAfterBreak="0">
+    <w:nsid w:val="1F720378"/>
+    <w:multiLevelType w:val="multilevel"/>
+    <w:tmpl w:val="7A241E5A"/>
+    <w:lvl w:ilvl="0">
+      <w:start w:val="1"/>
+      <w:numFmt w:val="bullet"/>
+      <w:lvlText w:val=""/>
+      <w:lvlJc w:val="left"/>
+      <w:pPr>
+        <w:tabs>
+          <w:tab w:val="num" w:pos="720"/>
+        </w:tabs>
+        <w:ind w:left="720" w:hanging="360"/>
+      </w:pPr>
+      <w:rPr>
+        <w:rFonts w:ascii="Symbol" w:hAnsi="Symbol" w:hint="default"/>
+        <w:sz w:val="20"/>
+      </w:rPr>
+    </w:lvl>
+    <w:lvl w:ilvl="1" w:tentative="1">
+      <w:start w:val="1"/>
+      <w:numFmt w:val="bullet"/>
+      <w:lvlText w:val="o"/>
+      <w:lvlJc w:val="left"/>
+      <w:pPr>
+        <w:tabs>
+          <w:tab w:val="num" w:pos="1440"/>
+        </w:tabs>
+        <w:ind w:left="1440" w:hanging="360"/>
+      </w:pPr>
+      <w:rPr>
+        <w:rFonts w:ascii="Courier New" w:hAnsi="Courier New" w:hint="default"/>
+        <w:sz w:val="20"/>
+      </w:rPr>
+    </w:lvl>
+    <w:lvl w:ilvl="2" w:tentative="1">
+      <w:start w:val="1"/>
+      <w:numFmt w:val="bullet"/>
+      <w:lvlText w:val=""/>
+      <w:lvlJc w:val="left"/>
+      <w:pPr>
+        <w:tabs>
+          <w:tab w:val="num" w:pos="2160"/>
+        </w:tabs>
+        <w:ind w:left="2160" w:hanging="360"/>
+      </w:pPr>
+      <w:rPr>
+        <w:rFonts w:ascii="Wingdings" w:hAnsi="Wingdings" w:hint="default"/>
+        <w:sz w:val="20"/>
+      </w:rPr>
+    </w:lvl>
+    <w:lvl w:ilvl="3" w:tentative="1">
+      <w:start w:val="1"/>
+      <w:numFmt w:val="bullet"/>
+      <w:lvlText w:val=""/>
+      <w:lvlJc w:val="left"/>
+      <w:pPr>
+        <w:tabs>
+          <w:tab w:val="num" w:pos="2880"/>
+        </w:tabs>
+        <w:ind w:left="2880" w:hanging="360"/>
+      </w:pPr>
+      <w:rPr>
+        <w:rFonts w:ascii="Wingdings" w:hAnsi="Wingdings" w:hint="default"/>
+        <w:sz w:val="20"/>
+      </w:rPr>
+    </w:lvl>
+    <w:lvl w:ilvl="4" w:tentative="1">
+      <w:start w:val="1"/>
+      <w:numFmt w:val="bullet"/>
+      <w:lvlText w:val=""/>
+      <w:lvlJc w:val="left"/>
+      <w:pPr>
+        <w:tabs>
+          <w:tab w:val="num" w:pos="3600"/>
+        </w:tabs>
+        <w:ind w:left="3600" w:hanging="360"/>
+      </w:pPr>
+      <w:rPr>
+        <w:rFonts w:ascii="Wingdings" w:hAnsi="Wingdings" w:hint="default"/>
+        <w:sz w:val="20"/>
+      </w:rPr>
+    </w:lvl>
+    <w:lvl w:ilvl="5" w:tentative="1">
+      <w:start w:val="1"/>
+      <w:numFmt w:val="bullet"/>
+      <w:lvlText w:val=""/>
+      <w:lvlJc w:val="left"/>
+      <w:pPr>
+        <w:tabs>
+          <w:tab w:val="num" w:pos="4320"/>
+        </w:tabs>
+        <w:ind w:left="4320" w:hanging="360"/>
+      </w:pPr>
+      <w:rPr>
+        <w:rFonts w:ascii="Wingdings" w:hAnsi="Wingdings" w:hint="default"/>
+        <w:sz w:val="20"/>
+      </w:rPr>
+    </w:lvl>
+    <w:lvl w:ilvl="6" w:tentative="1">
+      <w:start w:val="1"/>
+      <w:numFmt w:val="bullet"/>
+      <w:lvlText w:val=""/>
+      <w:lvlJc w:val="left"/>
+      <w:pPr>
+        <w:tabs>
+          <w:tab w:val="num" w:pos="5040"/>
+        </w:tabs>
+        <w:ind w:left="5040" w:hanging="360"/>
+      </w:pPr>
+      <w:rPr>
+        <w:rFonts w:ascii="Wingdings" w:hAnsi="Wingdings" w:hint="default"/>
+        <w:sz w:val="20"/>
+      </w:rPr>
+    </w:lvl>
+    <w:lvl w:ilvl="7" w:tentative="1">
+      <w:start w:val="1"/>
+      <w:numFmt w:val="bullet"/>
+      <w:lvlText w:val=""/>
+      <w:lvlJc w:val="left"/>
+      <w:pPr>
+        <w:tabs>
+          <w:tab w:val="num" w:pos="5760"/>
+        </w:tabs>
+        <w:ind w:left="5760" w:hanging="360"/>
+      </w:pPr>
+      <w:rPr>
+        <w:rFonts w:ascii="Wingdings" w:hAnsi="Wingdings" w:hint="default"/>
+        <w:sz w:val="20"/>
+      </w:rPr>
+    </w:lvl>
+    <w:lvl w:ilvl="8" w:tentative="1">
+      <w:start w:val="1"/>
+      <w:numFmt w:val="bullet"/>
+      <w:lvlText w:val=""/>
+      <w:lvlJc w:val="left"/>
+      <w:pPr>
+        <w:tabs>
+          <w:tab w:val="num" w:pos="6480"/>
+        </w:tabs>
+        <w:ind w:left="6480" w:hanging="360"/>
+      </w:pPr>
+      <w:rPr>
+        <w:rFonts w:ascii="Wingdings" w:hAnsi="Wingdings" w:hint="default"/>
+        <w:sz w:val="20"/>
+      </w:rPr>
+    </w:lvl>
+  </w:abstractNum>
+  <w:abstractNum w:abstractNumId="2" w15:restartNumberingAfterBreak="0">
+    <w:nsid w:val="7DF56364"/>
+    <w:multiLevelType w:val="multilevel"/>
+    <w:tmpl w:val="610208B8"/>
+    <w:lvl w:ilvl="0">
+      <w:start w:val="1"/>
+      <w:numFmt w:val="bullet"/>
+      <w:lvlText w:val=""/>
+      <w:lvlJc w:val="left"/>
+      <w:pPr>
+        <w:tabs>
+          <w:tab w:val="num" w:pos="720"/>
+        </w:tabs>
+        <w:ind w:left="720" w:hanging="360"/>
+      </w:pPr>
+      <w:rPr>
+        <w:rFonts w:ascii="Symbol" w:hAnsi="Symbol" w:hint="default"/>
+        <w:sz w:val="20"/>
+      </w:rPr>
+    </w:lvl>
+    <w:lvl w:ilvl="1" w:tentative="1">
+      <w:start w:val="1"/>
+      <w:numFmt w:val="bullet"/>
+      <w:lvlText w:val="o"/>
+      <w:lvlJc w:val="left"/>
+      <w:pPr>
+        <w:tabs>
+          <w:tab w:val="num" w:pos="1440"/>
+        </w:tabs>
+        <w:ind w:left="1440" w:hanging="360"/>
+      </w:pPr>
+      <w:rPr>
+        <w:rFonts w:ascii="Courier New" w:hAnsi="Courier New" w:hint="default"/>
+        <w:sz w:val="20"/>
+      </w:rPr>
+    </w:lvl>
+    <w:lvl w:ilvl="2" w:tentative="1">
+      <w:start w:val="1"/>
+      <w:numFmt w:val="bullet"/>
+      <w:lvlText w:val=""/>
+      <w:lvlJc w:val="left"/>
+      <w:pPr>
+        <w:tabs>
+          <w:tab w:val="num" w:pos="2160"/>
+        </w:tabs>
+        <w:ind w:left="2160" w:hanging="360"/>
+      </w:pPr>
+      <w:rPr>
+        <w:rFonts w:ascii="Wingdings" w:hAnsi="Wingdings" w:hint="default"/>
+        <w:sz w:val="20"/>
+      </w:rPr>
+    </w:lvl>
+    <w:lvl w:ilvl="3" w:tentative="1">
+      <w:start w:val="1"/>
+      <w:numFmt w:val="bullet"/>
+      <w:lvlText w:val=""/>
+      <w:lvlJc w:val="left"/>
+      <w:pPr>
+        <w:tabs>
+          <w:tab w:val="num" w:pos="2880"/>
+        </w:tabs>
+        <w:ind w:left="2880" w:hanging="360"/>
+      </w:pPr>
+      <w:rPr>
+        <w:rFonts w:ascii="Wingdings" w:hAnsi="Wingdings" w:hint="default"/>
+        <w:sz w:val="20"/>
+      </w:rPr>
+    </w:lvl>
+    <w:lvl w:ilvl="4" w:tentative="1">
+      <w:start w:val="1"/>
+      <w:numFmt w:val="bullet"/>
+      <w:lvlText w:val=""/>
+      <w:lvlJc w:val="left"/>
+      <w:pPr>
+        <w:tabs>
+          <w:tab w:val="num" w:pos="3600"/>
+        </w:tabs>
+        <w:ind w:left="3600" w:hanging="360"/>
+      </w:pPr>
+      <w:rPr>
+        <w:rFonts w:ascii="Wingdings" w:hAnsi="Wingdings" w:hint="default"/>
+        <w:sz w:val="20"/>
+      </w:rPr>
+    </w:lvl>
+    <w:lvl w:ilvl="5" w:tentative="1">
+      <w:start w:val="1"/>
+      <w:numFmt w:val="bullet"/>
+      <w:lvlText w:val=""/>
+      <w:lvlJc w:val="left"/>
+      <w:pPr>
+        <w:tabs>
+          <w:tab w:val="num" w:pos="4320"/>
+        </w:tabs>
+        <w:ind w:left="4320" w:hanging="360"/>
+      </w:pPr>
+      <w:rPr>
+        <w:rFonts w:ascii="Wingdings" w:hAnsi="Wingdings" w:hint="default"/>
+        <w:sz w:val="20"/>
+      </w:rPr>
+    </w:lvl>
+    <w:lvl w:ilvl="6" w:tentative="1">
+      <w:start w:val="1"/>
+      <w:numFmt w:val="bullet"/>
+      <w:lvlText w:val=""/>
+      <w:lvlJc w:val="left"/>
+      <w:pPr>
+        <w:tabs>
+          <w:tab w:val="num" w:pos="5040"/>
+        </w:tabs>
+        <w:ind w:left="5040" w:hanging="360"/>
+      </w:pPr>
+      <w:rPr>
+        <w:rFonts w:ascii="Wingdings" w:hAnsi="Wingdings" w:hint="default"/>
+        <w:sz w:val="20"/>
+      </w:rPr>
+    </w:lvl>
+    <w:lvl w:ilvl="7" w:tentative="1">
+      <w:start w:val="1"/>
+      <w:numFmt w:val="bullet"/>
+      <w:lvlText w:val=""/>
+      <w:lvlJc w:val="left"/>
+      <w:pPr>
+        <w:tabs>
+          <w:tab w:val="num" w:pos="5760"/>
+        </w:tabs>
+        <w:ind w:left="5760" w:hanging="360"/>
+      </w:pPr>
+      <w:rPr>
+        <w:rFonts w:ascii="Wingdings" w:hAnsi="Wingdings" w:hint="default"/>
+        <w:sz w:val="20"/>
+      </w:rPr>
+    </w:lvl>
+    <w:lvl w:ilvl="8" w:tentative="1">
+      <w:start w:val="1"/>
+      <w:numFmt w:val="bullet"/>
+      <w:lvlText w:val=""/>
+      <w:lvlJc w:val="left"/>
+      <w:pPr>
+        <w:tabs>
+          <w:tab w:val="num" w:pos="6480"/>
+        </w:tabs>
+        <w:ind w:left="6480" w:hanging="360"/>
+      </w:pPr>
+      <w:rPr>
+        <w:rFonts w:ascii="Wingdings" w:hAnsi="Wingdings" w:hint="default"/>
+        <w:sz w:val="20"/>
+      </w:rPr>
+    </w:lvl>
+  </w:abstractNum>
+  <w:num w:numId="1" w16cid:durableId="1507401829">
+    <w:abstractNumId w:val="0"/>
+  </w:num>
+  <w:num w:numId="2" w16cid:durableId="1920600094">
+    <w:abstractNumId w:val="2"/>
+  </w:num>
+  <w:num w:numId="3" w16cid:durableId="1797260936">
+    <w:abstractNumId w:val="1"/>
+  </w:num>
+</w:numbering>
 </file>
 
 <file path=word/styles.xml><?xml version="1.0" encoding="utf-8"?>
@@ -1142,6 +2297,33 @@
     <w:uiPriority w:val="99"/>
     <w:rsid w:val="00B80CF1"/>
   </w:style>
+  <w:style w:type="paragraph" w:styleId="NormalWeb">
+    <w:name w:val="Normal (Web)"/>
+    <w:basedOn w:val="Normal"/>
+    <w:uiPriority w:val="99"/>
+    <w:semiHidden/>
+    <w:unhideWhenUsed/>
+    <w:rsid w:val="003D2820"/>
+    <w:pPr>
+      <w:spacing w:before="100" w:beforeAutospacing="1" w:after="100" w:afterAutospacing="1" w:line="240" w:lineRule="auto"/>
+    </w:pPr>
+    <w:rPr>
+      <w:rFonts w:ascii="Times New Roman" w:eastAsia="Times New Roman" w:hAnsi="Times New Roman" w:cs="Times New Roman"/>
+      <w:kern w:val="0"/>
+      <w14:ligatures w14:val="none"/>
+    </w:rPr>
+  </w:style>
+  <w:style w:type="character" w:styleId="Strong">
+    <w:name w:val="Strong"/>
+    <w:basedOn w:val="DefaultParagraphFont"/>
+    <w:uiPriority w:val="22"/>
+    <w:qFormat/>
+    <w:rsid w:val="003D2820"/>
+    <w:rPr>
+      <w:b/>
+      <w:bCs/>
+    </w:rPr>
+  </w:style>
 </w:styles>
 </file>
 
